--- a/Articles文章/标准操作流程SOP/通用标准操作流程SOP/伤情初步评估 v1.0.0.docx
+++ b/Articles文章/标准操作流程SOP/通用标准操作流程SOP/伤情初步评估 v1.0.0.docx
@@ -1150,7 +1150,23 @@
           <w:sz w:val="28"/>
           <w:szCs w:val="28"/>
         </w:rPr>
-        <w:t>（4）A</w:t>
+        <w:t>（</w:t>
+      </w:r>
+      <w:r>
+        <w:rPr>
+          <w:rFonts w:ascii="宋体" w:eastAsia="宋体" w:hAnsi="宋体"/>
+          <w:sz w:val="28"/>
+          <w:szCs w:val="28"/>
+        </w:rPr>
+        <w:t>3</w:t>
+      </w:r>
+      <w:r>
+        <w:rPr>
+          <w:rFonts w:ascii="宋体" w:eastAsia="宋体" w:hAnsi="宋体" w:hint="eastAsia"/>
+          <w:sz w:val="28"/>
+          <w:szCs w:val="28"/>
+        </w:rPr>
+        <w:t>）A</w:t>
       </w:r>
       <w:r>
         <w:rPr>
@@ -1160,6 +1176,14 @@
         </w:rPr>
         <w:t>VPU</w:t>
       </w:r>
+      <w:r>
+        <w:rPr>
+          <w:rFonts w:ascii="宋体" w:eastAsia="宋体" w:hAnsi="宋体" w:hint="eastAsia"/>
+          <w:sz w:val="28"/>
+          <w:szCs w:val="28"/>
+        </w:rPr>
+        <w:t>意识评估</w:t>
+      </w:r>
     </w:p>
     <w:p>
       <w:pPr>
@@ -1191,15 +1215,23 @@
           <w:sz w:val="28"/>
           <w:szCs w:val="28"/>
         </w:rPr>
-        <w:t>5</w:t>
-      </w:r>
-      <w:r>
-        <w:rPr>
-          <w:rFonts w:ascii="宋体" w:eastAsia="宋体" w:hAnsi="宋体" w:hint="eastAsia"/>
-          <w:sz w:val="28"/>
-          <w:szCs w:val="28"/>
-        </w:rPr>
-        <w:t>）局部处理</w:t>
+        <w:t>4</w:t>
+      </w:r>
+      <w:r>
+        <w:rPr>
+          <w:rFonts w:ascii="宋体" w:eastAsia="宋体" w:hAnsi="宋体" w:hint="eastAsia"/>
+          <w:sz w:val="28"/>
+          <w:szCs w:val="28"/>
+        </w:rPr>
+        <w:t>）</w:t>
+      </w:r>
+      <w:r>
+        <w:rPr>
+          <w:rFonts w:ascii="宋体" w:eastAsia="宋体" w:hAnsi="宋体" w:hint="eastAsia"/>
+          <w:sz w:val="28"/>
+          <w:szCs w:val="28"/>
+        </w:rPr>
+        <w:t>进行简单干预</w:t>
       </w:r>
     </w:p>
     <w:p>
@@ -1887,123 +1919,148 @@
           <w:sz w:val="28"/>
           <w:szCs w:val="28"/>
         </w:rPr>
-        <w:t>评估意识（用G</w:t>
-      </w:r>
-      <w:r>
-        <w:rPr>
-          <w:rFonts w:ascii="宋体" w:eastAsia="宋体" w:hAnsi="宋体"/>
-          <w:sz w:val="28"/>
-          <w:szCs w:val="28"/>
+        <w:t>评估意识</w:t>
+      </w:r>
+    </w:p>
+    <w:p>
+      <w:pPr>
+        <w:rPr>
+          <w:rFonts w:ascii="宋体" w:eastAsia="宋体" w:hAnsi="宋体" w:hint="eastAsia"/>
+          <w:sz w:val="24"/>
+          <w:szCs w:val="24"/>
+        </w:rPr>
+      </w:pPr>
+      <w:r>
+        <w:rPr>
+          <w:rFonts w:ascii="宋体" w:eastAsia="宋体" w:hAnsi="宋体"/>
+          <w:sz w:val="28"/>
+          <w:szCs w:val="28"/>
+        </w:rPr>
+        <w:tab/>
+      </w:r>
+      <w:r>
+        <w:rPr>
+          <w:rFonts w:ascii="宋体" w:eastAsia="宋体" w:hAnsi="宋体"/>
+          <w:sz w:val="28"/>
+          <w:szCs w:val="28"/>
+        </w:rPr>
+        <w:tab/>
+      </w:r>
+      <w:r>
+        <w:rPr>
+          <w:rFonts w:ascii="宋体" w:eastAsia="宋体" w:hAnsi="宋体" w:hint="eastAsia"/>
+          <w:sz w:val="24"/>
+          <w:szCs w:val="24"/>
+        </w:rPr>
+        <w:t>注:</w:t>
+      </w:r>
+      <w:r>
+        <w:rPr>
+          <w:rFonts w:ascii="宋体" w:eastAsia="宋体" w:hAnsi="宋体" w:hint="eastAsia"/>
+          <w:sz w:val="24"/>
+          <w:szCs w:val="24"/>
+        </w:rPr>
+        <w:t>使用</w:t>
+      </w:r>
+      <w:r>
+        <w:rPr>
+          <w:rFonts w:ascii="宋体" w:eastAsia="宋体" w:hAnsi="宋体" w:hint="eastAsia"/>
+          <w:sz w:val="24"/>
+          <w:szCs w:val="24"/>
+        </w:rPr>
+        <w:t>详细评估G</w:t>
+      </w:r>
+      <w:r>
+        <w:rPr>
+          <w:rFonts w:ascii="宋体" w:eastAsia="宋体" w:hAnsi="宋体"/>
+          <w:sz w:val="24"/>
+          <w:szCs w:val="24"/>
         </w:rPr>
         <w:t>CS</w:t>
       </w:r>
-      <w:r>
-        <w:rPr>
-          <w:rFonts w:ascii="宋体" w:eastAsia="宋体" w:hAnsi="宋体" w:hint="eastAsia"/>
-          <w:sz w:val="28"/>
-          <w:szCs w:val="28"/>
-        </w:rPr>
-        <w:t>不要用A</w:t>
-      </w:r>
-      <w:r>
-        <w:rPr>
-          <w:rFonts w:ascii="宋体" w:eastAsia="宋体" w:hAnsi="宋体"/>
-          <w:sz w:val="28"/>
-          <w:szCs w:val="28"/>
-        </w:rPr>
-        <w:t>VPU</w:t>
-      </w:r>
-      <w:r>
-        <w:rPr>
-          <w:rFonts w:ascii="宋体" w:eastAsia="宋体" w:hAnsi="宋体" w:hint="eastAsia"/>
-          <w:sz w:val="28"/>
-          <w:szCs w:val="28"/>
+    </w:p>
+    <w:p>
+      <w:pPr>
+        <w:rPr>
+          <w:rFonts w:ascii="宋体" w:eastAsia="宋体" w:hAnsi="宋体"/>
+          <w:sz w:val="28"/>
+          <w:szCs w:val="28"/>
+        </w:rPr>
+      </w:pPr>
+      <w:r>
+        <w:rPr>
+          <w:rFonts w:ascii="宋体" w:eastAsia="宋体" w:hAnsi="宋体"/>
+          <w:sz w:val="28"/>
+          <w:szCs w:val="28"/>
+        </w:rPr>
+        <w:tab/>
+      </w:r>
+      <w:r>
+        <w:rPr>
+          <w:rFonts w:ascii="宋体" w:eastAsia="宋体" w:hAnsi="宋体" w:hint="eastAsia"/>
+          <w:sz w:val="28"/>
+          <w:szCs w:val="28"/>
+        </w:rPr>
+        <w:t>（2）</w:t>
+      </w:r>
+      <w:r>
+        <w:rPr>
+          <w:rFonts w:ascii="宋体" w:eastAsia="宋体" w:hAnsi="宋体" w:hint="eastAsia"/>
+          <w:sz w:val="28"/>
+          <w:szCs w:val="28"/>
+        </w:rPr>
+        <w:t>检查瞳孔反应、肢体活动</w:t>
+      </w:r>
+    </w:p>
+    <w:p>
+      <w:pPr>
+        <w:rPr>
+          <w:rFonts w:ascii="宋体" w:eastAsia="宋体" w:hAnsi="宋体"/>
+          <w:sz w:val="28"/>
+          <w:szCs w:val="28"/>
+        </w:rPr>
+      </w:pPr>
+    </w:p>
+    <w:p>
+      <w:pPr>
+        <w:ind w:firstLine="420"/>
+        <w:rPr>
+          <w:rFonts w:ascii="宋体" w:eastAsia="宋体" w:hAnsi="宋体"/>
+          <w:sz w:val="28"/>
+          <w:szCs w:val="28"/>
+        </w:rPr>
+      </w:pPr>
+      <w:r>
+        <w:rPr>
+          <w:rFonts w:ascii="宋体" w:eastAsia="宋体" w:hAnsi="宋体"/>
+          <w:sz w:val="30"/>
+          <w:szCs w:val="30"/>
+        </w:rPr>
+        <w:t>5.2.6 E-</w:t>
+      </w:r>
+      <w:r>
+        <w:rPr>
+          <w:rFonts w:ascii="宋体" w:eastAsia="宋体" w:hAnsi="宋体" w:hint="eastAsia"/>
+          <w:sz w:val="30"/>
+          <w:szCs w:val="30"/>
+        </w:rPr>
+        <w:t>体表外伤检查（</w:t>
+      </w:r>
+      <w:r>
+        <w:rPr>
+          <w:rFonts w:ascii="宋体" w:eastAsia="宋体" w:hAnsi="宋体"/>
+          <w:sz w:val="30"/>
+          <w:szCs w:val="30"/>
+        </w:rPr>
+        <w:t>Exposure</w:t>
+      </w:r>
+      <w:r>
+        <w:rPr>
+          <w:rFonts w:ascii="宋体" w:eastAsia="宋体" w:hAnsi="宋体" w:hint="eastAsia"/>
+          <w:sz w:val="30"/>
+          <w:szCs w:val="30"/>
         </w:rPr>
         <w:t>）</w:t>
-      </w:r>
-    </w:p>
-    <w:p>
-      <w:pPr>
-        <w:rPr>
-          <w:rFonts w:ascii="宋体" w:eastAsia="宋体" w:hAnsi="宋体"/>
-          <w:sz w:val="28"/>
-          <w:szCs w:val="28"/>
-        </w:rPr>
-      </w:pPr>
-      <w:r>
-        <w:rPr>
-          <w:rFonts w:ascii="宋体" w:eastAsia="宋体" w:hAnsi="宋体"/>
-          <w:sz w:val="28"/>
-          <w:szCs w:val="28"/>
-        </w:rPr>
-        <w:tab/>
-      </w:r>
-      <w:r>
-        <w:rPr>
-          <w:rFonts w:ascii="宋体" w:eastAsia="宋体" w:hAnsi="宋体" w:hint="eastAsia"/>
-          <w:sz w:val="28"/>
-          <w:szCs w:val="28"/>
-        </w:rPr>
-        <w:t>（2）</w:t>
-      </w:r>
-      <w:r>
-        <w:rPr>
-          <w:rFonts w:ascii="宋体" w:eastAsia="宋体" w:hAnsi="宋体" w:hint="eastAsia"/>
-          <w:sz w:val="28"/>
-          <w:szCs w:val="28"/>
-        </w:rPr>
-        <w:t>检查瞳孔反应、肢体活动</w:t>
-      </w:r>
-    </w:p>
-    <w:p>
-      <w:pPr>
-        <w:rPr>
-          <w:rFonts w:ascii="宋体" w:eastAsia="宋体" w:hAnsi="宋体"/>
-          <w:sz w:val="28"/>
-          <w:szCs w:val="28"/>
-        </w:rPr>
-      </w:pPr>
-    </w:p>
-    <w:p>
-      <w:pPr>
-        <w:ind w:firstLine="420"/>
-        <w:rPr>
-          <w:rFonts w:ascii="宋体" w:eastAsia="宋体" w:hAnsi="宋体"/>
-          <w:sz w:val="28"/>
-          <w:szCs w:val="28"/>
-        </w:rPr>
-      </w:pPr>
-      <w:r>
-        <w:rPr>
-          <w:rFonts w:ascii="宋体" w:eastAsia="宋体" w:hAnsi="宋体"/>
-          <w:sz w:val="30"/>
-          <w:szCs w:val="30"/>
-        </w:rPr>
-        <w:t>5.2.6 E-</w:t>
-      </w:r>
-      <w:r>
-        <w:rPr>
-          <w:rFonts w:ascii="宋体" w:eastAsia="宋体" w:hAnsi="宋体" w:hint="eastAsia"/>
-          <w:sz w:val="30"/>
-          <w:szCs w:val="30"/>
-        </w:rPr>
-        <w:t>体表外伤检查（</w:t>
-      </w:r>
-      <w:r>
-        <w:rPr>
-          <w:rFonts w:ascii="宋体" w:eastAsia="宋体" w:hAnsi="宋体"/>
-          <w:sz w:val="30"/>
-          <w:szCs w:val="30"/>
-        </w:rPr>
-        <w:t>D</w:t>
-      </w:r>
-      <w:r>
-        <w:rPr>
-          <w:rFonts w:ascii="宋体" w:eastAsia="宋体" w:hAnsi="宋体" w:hint="eastAsia"/>
-          <w:sz w:val="30"/>
-          <w:szCs w:val="30"/>
-        </w:rPr>
-        <w:t>isability）</w:t>
       </w:r>
     </w:p>
     <w:p>
@@ -2121,88 +2178,6 @@
     <w:p>
       <w:pPr>
         <w:rPr>
-          <w:rFonts w:ascii="宋体" w:eastAsia="宋体" w:hAnsi="宋体" w:cs="Arial"/>
-          <w:color w:val="000000"/>
-          <w:sz w:val="28"/>
-          <w:szCs w:val="28"/>
-          <w:shd w:val="clear" w:color="auto" w:fill="FFFFFF"/>
-        </w:rPr>
-      </w:pPr>
-    </w:p>
-    <w:p>
-      <w:pPr>
-        <w:rPr>
-          <w:rFonts w:ascii="宋体" w:eastAsia="宋体" w:hAnsi="宋体" w:cs="Arial"/>
-          <w:color w:val="000000"/>
-          <w:sz w:val="28"/>
-          <w:szCs w:val="28"/>
-          <w:shd w:val="clear" w:color="auto" w:fill="FFFFFF"/>
-        </w:rPr>
-      </w:pPr>
-      <w:r>
-        <w:rPr>
-          <w:rFonts w:ascii="宋体" w:eastAsia="宋体" w:hAnsi="宋体" w:cs="Arial" w:hint="eastAsia"/>
-          <w:color w:val="000000"/>
-          <w:sz w:val="28"/>
-          <w:szCs w:val="28"/>
-          <w:shd w:val="clear" w:color="auto" w:fill="FFFFFF"/>
-        </w:rPr>
-        <w:lastRenderedPageBreak/>
-        <w:t>编者补充：</w:t>
-      </w:r>
-    </w:p>
-    <w:p>
-      <w:pPr>
-        <w:rPr>
-          <w:rFonts w:ascii="宋体" w:eastAsia="宋体" w:hAnsi="宋体"/>
-          <w:sz w:val="28"/>
-          <w:szCs w:val="28"/>
-        </w:rPr>
-      </w:pPr>
-      <w:r>
-        <w:rPr>
-          <w:rFonts w:ascii="宋体" w:eastAsia="宋体" w:hAnsi="宋体" w:cs="Arial" w:hint="eastAsia"/>
-          <w:color w:val="000000"/>
-          <w:sz w:val="28"/>
-          <w:szCs w:val="28"/>
-          <w:shd w:val="clear" w:color="auto" w:fill="FFFFFF"/>
-        </w:rPr>
-        <w:t>在很多情况和场景下不需要完全检查A</w:t>
-      </w:r>
-      <w:r>
-        <w:rPr>
-          <w:rFonts w:ascii="宋体" w:eastAsia="宋体" w:hAnsi="宋体" w:cs="Arial"/>
-          <w:color w:val="000000"/>
-          <w:sz w:val="28"/>
-          <w:szCs w:val="28"/>
-          <w:shd w:val="clear" w:color="auto" w:fill="FFFFFF"/>
-        </w:rPr>
-        <w:t>BCDE</w:t>
-      </w:r>
-      <w:r>
-        <w:rPr>
-          <w:rFonts w:ascii="宋体" w:eastAsia="宋体" w:hAnsi="宋体" w:cs="Arial" w:hint="eastAsia"/>
-          <w:color w:val="000000"/>
-          <w:sz w:val="28"/>
-          <w:szCs w:val="28"/>
-          <w:shd w:val="clear" w:color="auto" w:fill="FFFFFF"/>
-        </w:rPr>
-        <w:t>，有可能只是一个刮伤一个擦伤，通过上文的预先检查就可以完成，我们是为了救人而不是为了装样子，让旁边人和伤者本人看起来在演戏在拖延时间，在部分地方这些检查，周围的环境风险反而会让你和伤者的风险提高，如果你的团队在进行一个活动保障任务，这么做会让你的团队少一个可调度人员（当然也有可能被打：(</w:t>
-      </w:r>
-      <w:r>
-        <w:rPr>
-          <w:rFonts w:ascii="宋体" w:eastAsia="宋体" w:hAnsi="宋体" w:cs="Arial"/>
-          <w:color w:val="000000"/>
-          <w:sz w:val="28"/>
-          <w:szCs w:val="28"/>
-          <w:shd w:val="clear" w:color="auto" w:fill="FFFFFF"/>
-        </w:rPr>
-        <w:t xml:space="preserve">  )</w:t>
-      </w:r>
-    </w:p>
-    <w:p>
-      <w:pPr>
-        <w:rPr>
           <w:rFonts w:ascii="宋体" w:eastAsia="宋体" w:hAnsi="宋体"/>
           <w:sz w:val="32"/>
           <w:szCs w:val="32"/>
@@ -2213,40 +2188,32 @@
       <w:pPr>
         <w:rPr>
           <w:rFonts w:ascii="宋体" w:eastAsia="宋体" w:hAnsi="宋体"/>
-          <w:sz w:val="32"/>
-          <w:szCs w:val="32"/>
-        </w:rPr>
-      </w:pPr>
-      <w:r>
-        <w:rPr>
-          <w:rFonts w:ascii="宋体" w:eastAsia="宋体" w:hAnsi="宋体" w:hint="eastAsia"/>
-          <w:sz w:val="32"/>
-          <w:szCs w:val="32"/>
-        </w:rPr>
-        <w:t>参考网站：</w:t>
-      </w:r>
-    </w:p>
-    <w:p>
-      <w:pPr>
-        <w:rPr>
-          <w:rFonts w:ascii="宋体" w:eastAsia="宋体" w:hAnsi="宋体"/>
-          <w:sz w:val="32"/>
-          <w:szCs w:val="32"/>
-        </w:rPr>
-      </w:pPr>
-      <w:r>
-        <w:rPr>
-          <w:rFonts w:ascii="宋体" w:eastAsia="宋体" w:hAnsi="宋体" w:hint="eastAsia"/>
-          <w:sz w:val="32"/>
-          <w:szCs w:val="32"/>
-        </w:rPr>
-        <w:t>英国复苏委员会</w:t>
-      </w:r>
-      <w:r>
-        <w:rPr>
-          <w:rFonts w:ascii="宋体" w:eastAsia="宋体" w:hAnsi="宋体" w:hint="eastAsia"/>
-          <w:sz w:val="32"/>
-          <w:szCs w:val="32"/>
+          <w:sz w:val="28"/>
+          <w:szCs w:val="28"/>
+        </w:rPr>
+      </w:pPr>
+      <w:r>
+        <w:rPr>
+          <w:rFonts w:ascii="宋体" w:eastAsia="宋体" w:hAnsi="宋体" w:hint="eastAsia"/>
+          <w:sz w:val="28"/>
+          <w:szCs w:val="28"/>
+        </w:rPr>
+        <w:lastRenderedPageBreak/>
+        <w:t>参考</w:t>
+      </w:r>
+      <w:r>
+        <w:rPr>
+          <w:rFonts w:ascii="宋体" w:eastAsia="宋体" w:hAnsi="宋体" w:hint="eastAsia"/>
+          <w:sz w:val="28"/>
+          <w:szCs w:val="28"/>
+        </w:rPr>
+        <w:t>文献</w:t>
+      </w:r>
+      <w:r>
+        <w:rPr>
+          <w:rFonts w:ascii="宋体" w:eastAsia="宋体" w:hAnsi="宋体" w:hint="eastAsia"/>
+          <w:sz w:val="28"/>
+          <w:szCs w:val="28"/>
         </w:rPr>
         <w:t>：</w:t>
       </w:r>
@@ -2255,8 +2222,41 @@
       <w:pPr>
         <w:rPr>
           <w:rFonts w:ascii="宋体" w:eastAsia="宋体" w:hAnsi="宋体"/>
-          <w:sz w:val="32"/>
-          <w:szCs w:val="32"/>
+          <w:sz w:val="24"/>
+          <w:szCs w:val="24"/>
+        </w:rPr>
+      </w:pPr>
+      <w:r>
+        <w:rPr>
+          <w:rFonts w:ascii="宋体" w:eastAsia="宋体" w:hAnsi="宋体" w:hint="eastAsia"/>
+          <w:sz w:val="24"/>
+          <w:szCs w:val="24"/>
+        </w:rPr>
+        <w:t>1</w:t>
+      </w:r>
+      <w:r>
+        <w:rPr>
+          <w:rFonts w:ascii="宋体" w:eastAsia="宋体" w:hAnsi="宋体"/>
+          <w:sz w:val="24"/>
+          <w:szCs w:val="24"/>
+        </w:rPr>
+        <w:t>.</w:t>
+      </w:r>
+      <w:r>
+        <w:rPr>
+          <w:rFonts w:ascii="宋体" w:eastAsia="宋体" w:hAnsi="宋体" w:hint="eastAsia"/>
+          <w:sz w:val="24"/>
+          <w:szCs w:val="24"/>
+        </w:rPr>
+        <w:t>英国复苏委员会：</w:t>
+      </w:r>
+    </w:p>
+    <w:p>
+      <w:pPr>
+        <w:rPr>
+          <w:rFonts w:ascii="宋体" w:eastAsia="宋体" w:hAnsi="宋体"/>
+          <w:sz w:val="24"/>
+          <w:szCs w:val="24"/>
         </w:rPr>
       </w:pPr>
       <w:hyperlink r:id="rId5" w:history="1">
@@ -2264,8 +2264,8 @@
           <w:rPr>
             <w:rStyle w:val="a7"/>
             <w:rFonts w:ascii="宋体" w:eastAsia="宋体" w:hAnsi="宋体"/>
-            <w:sz w:val="32"/>
-            <w:szCs w:val="32"/>
+            <w:sz w:val="24"/>
+            <w:szCs w:val="24"/>
           </w:rPr>
           <w:t>https://www.resus.org.uk/library/abcde-approach</w:t>
         </w:r>
@@ -2275,31 +2275,47 @@
       <w:pPr>
         <w:rPr>
           <w:rFonts w:ascii="宋体" w:eastAsia="宋体" w:hAnsi="宋体"/>
-          <w:sz w:val="32"/>
-          <w:szCs w:val="32"/>
-        </w:rPr>
-      </w:pPr>
-      <w:r>
-        <w:rPr>
-          <w:rFonts w:ascii="宋体" w:eastAsia="宋体" w:hAnsi="宋体" w:hint="eastAsia"/>
-          <w:sz w:val="32"/>
-          <w:szCs w:val="32"/>
+          <w:sz w:val="24"/>
+          <w:szCs w:val="24"/>
+        </w:rPr>
+      </w:pPr>
+      <w:r>
+        <w:rPr>
+          <w:rFonts w:ascii="宋体" w:eastAsia="宋体" w:hAnsi="宋体" w:hint="eastAsia"/>
+          <w:sz w:val="24"/>
+          <w:szCs w:val="24"/>
+        </w:rPr>
+        <w:t>2</w:t>
+      </w:r>
+      <w:r>
+        <w:rPr>
+          <w:rFonts w:ascii="宋体" w:eastAsia="宋体" w:hAnsi="宋体"/>
+          <w:sz w:val="24"/>
+          <w:szCs w:val="24"/>
+        </w:rPr>
+        <w:t>.</w:t>
+      </w:r>
+      <w:r>
+        <w:rPr>
+          <w:rFonts w:ascii="宋体" w:eastAsia="宋体" w:hAnsi="宋体" w:hint="eastAsia"/>
+          <w:sz w:val="24"/>
+          <w:szCs w:val="24"/>
         </w:rPr>
         <w:t>美国国家医学图书馆(</w:t>
       </w:r>
       <w:r>
         <w:rPr>
           <w:rFonts w:ascii="宋体" w:eastAsia="宋体" w:hAnsi="宋体"/>
-          <w:sz w:val="32"/>
-          <w:szCs w:val="32"/>
+          <w:sz w:val="24"/>
+          <w:szCs w:val="24"/>
         </w:rPr>
         <w:t>NLM)</w:t>
       </w:r>
       <w:r>
         <w:rPr>
           <w:rFonts w:ascii="宋体" w:eastAsia="宋体" w:hAnsi="宋体" w:hint="eastAsia"/>
-          <w:sz w:val="32"/>
-          <w:szCs w:val="32"/>
+          <w:sz w:val="24"/>
+          <w:szCs w:val="24"/>
         </w:rPr>
         <w:t>：</w:t>
       </w:r>
@@ -2308,8 +2324,8 @@
       <w:pPr>
         <w:rPr>
           <w:rFonts w:ascii="宋体" w:eastAsia="宋体" w:hAnsi="宋体"/>
-          <w:sz w:val="32"/>
-          <w:szCs w:val="32"/>
+          <w:sz w:val="24"/>
+          <w:szCs w:val="24"/>
         </w:rPr>
       </w:pPr>
       <w:hyperlink r:id="rId6" w:history="1">
@@ -2317,8 +2333,8 @@
           <w:rPr>
             <w:rStyle w:val="a7"/>
             <w:rFonts w:ascii="宋体" w:eastAsia="宋体" w:hAnsi="宋体"/>
-            <w:sz w:val="32"/>
-            <w:szCs w:val="32"/>
+            <w:sz w:val="24"/>
+            <w:szCs w:val="24"/>
           </w:rPr>
           <w:t>https://pmc.ncbi.nlm.nih.gov/articles/PMC3273374/</w:t>
         </w:r>
@@ -2327,7 +2343,7 @@
     <w:p>
       <w:pPr>
         <w:rPr>
-          <w:rFonts w:ascii="宋体" w:eastAsia="宋体" w:hAnsi="宋体" w:hint="eastAsia"/>
+          <w:rFonts w:ascii="宋体" w:eastAsia="宋体" w:hAnsi="宋体"/>
           <w:sz w:val="32"/>
           <w:szCs w:val="32"/>
         </w:rPr>
